--- a/downloads/Leonid_Chekin_Resume_English.docx
+++ b/downloads/Leonid_Chekin_Resume_English.docx
@@ -38,8 +38,27 @@
         <w:jc w:val="center"/>
       </w:pPr>
       <w:r>
-        <w:t>Telegram: @leonchek97  |  GitHub: github.com/leonidchekin55  |  Portfolio: leonid-portfolio.onrender.com</w:t>
+        <w:t xml:space="preserve">Telegram: @leonchek97  |  GitHub: </w:t>
       </w:r>
+      <w:hyperlink r:id="rId9">
+        <w:r>
+          <w:rPr>
+            <w:rStyle w:val="Hyperlink"/>
+          </w:rPr>
+          <w:t>github.com/leonidchekin55</w:t>
+        </w:r>
+      </w:hyperlink>
+      <w:r>
+        <w:t xml:space="preserve">  |  Portfolio: </w:t>
+      </w:r>
+      <w:hyperlink r:id="rId10">
+        <w:r>
+          <w:rPr>
+            <w:rStyle w:val="Hyperlink"/>
+          </w:rPr>
+          <w:t>leonid-portfolio.onrender.com</w:t>
+        </w:r>
+      </w:hyperlink>
     </w:p>
     <w:p>
       <w:pPr>
@@ -544,6 +563,76 @@
         <w:pStyle w:val="Heading1"/>
       </w:pPr>
       <w:r>
+        <w:t>Additional Projects</w:t>
+      </w:r>
+    </w:p>
+    <w:p>
+      <w:pPr/>
+      <w:r>
+        <w:t xml:space="preserve">HONEX Avito parser. Python CLI filters new listings for specified product codes in Moscow and the surrounding region, removes duplicates, sorts by price, and exports CSV/XLSX. Includes an offline fixture mode and automated tests. Source: </w:t>
+      </w:r>
+      <w:hyperlink r:id="rId11">
+        <w:r>
+          <w:rPr>
+            <w:rStyle w:val="Hyperlink"/>
+          </w:rPr>
+          <w:t>github.com/leonidchekin55/avito-marketplace-parser</w:t>
+        </w:r>
+      </w:hyperlink>
+      <w:r>
+        <w:t>.</w:t>
+      </w:r>
+    </w:p>
+    <w:p>
+      <w:pPr/>
+      <w:r>
+        <w:t xml:space="preserve">KodStart tutor marketplace. Responsive static demo with GitHub Actions CI/CD, linting, tests, GitHub Pages deployment, and a post-deploy smoke check. UptimeRobot monitoring is documented as a plan and is not connected. Demo: </w:t>
+      </w:r>
+      <w:hyperlink r:id="rId12">
+        <w:r>
+          <w:rPr>
+            <w:rStyle w:val="Hyperlink"/>
+          </w:rPr>
+          <w:t>leonidchekin55.github.io/tutor-marketplace-devops-demo/</w:t>
+        </w:r>
+      </w:hyperlink>
+      <w:r>
+        <w:t xml:space="preserve">. Source: </w:t>
+      </w:r>
+      <w:hyperlink r:id="rId13">
+        <w:r>
+          <w:rPr>
+            <w:rStyle w:val="Hyperlink"/>
+          </w:rPr>
+          <w:t>github.com/leonidchekin55/tutor-marketplace-devops-demo</w:t>
+        </w:r>
+      </w:hyperlink>
+      <w:r>
+        <w:t>.</w:t>
+      </w:r>
+    </w:p>
+    <w:p>
+      <w:pPr/>
+      <w:r>
+        <w:t xml:space="preserve">FASTFO — Echo Range. Browser game built with HTML, CSS, JavaScript, and Web Audio, with difficulty modes and sound input. Demo: </w:t>
+      </w:r>
+      <w:hyperlink r:id="rId14">
+        <w:r>
+          <w:rPr>
+            <w:rStyle w:val="Hyperlink"/>
+          </w:rPr>
+          <w:t>fastfo-echo-range.leonidchekin55.chatgpt.site/</w:t>
+        </w:r>
+      </w:hyperlink>
+      <w:r>
+        <w:t>.</w:t>
+      </w:r>
+    </w:p>
+    <w:p>
+      <w:pPr>
+        <w:pStyle w:val="Heading1"/>
+      </w:pPr>
+      <w:r>
         <w:t>Working Approach</w:t>
       </w:r>
     </w:p>

--- a/downloads/Leonid_Chekin_Resume_English.docx
+++ b/downloads/Leonid_Chekin_Resume_English.docx
@@ -531,7 +531,7 @@
           <w:b/>
           <w:sz w:val="19"/>
         </w:rPr>
-        <w:t>City Sentinel | In progress</w:t>
+        <w:t>City Sentinel | MQTT telemetry pipeline</w:t>
       </w:r>
     </w:p>
     <w:p>
@@ -555,7 +555,7 @@
         <w:spacing w:after="40"/>
       </w:pPr>
       <w:r>
-        <w:t>Equipment monitoring backend with sample data and API documentation.</w:t>
+        <w:t>Built the project-branch MQTT path with a central broker, validated telemetry, durable PostgreSQL inbox, InfluxDB persistence, online/offline status, and an ESP32 simulator. Added five-minute aggregation and anomaly scoring/alerts. Cloud production deployment depends on environment configuration.</w:t>
       </w:r>
     </w:p>
     <w:p>
